--- a/Technical_Implementation_Documentation.docx
+++ b/Technical_Implementation_Documentation.docx
@@ -468,7 +468,7 @@
           <w:sz w:val="22"/>
           <w:szCs w:val="22"/>
         </w:rPr>
-        <w:t xml:space="preserve">The TechMart E-Commerce Platform has been modernized from a legacy monolithic structure to a highly scalable, multi-tier enterprise architecture built on Jakarta EE 10. The system leverages component-based decoupling using Enterprise JavaBeans (EJBs), Java Message Service (JMS), and Jakarta Persistence (JPA).</w:t>
+        <w:t xml:space="preserve">The TechMart E-Commerce Platform has been modernized from a legacy monolithic structure to a highly scalable, multi-tier enterprise architecture built on Jakarta EE 10. The system leverages component-based decoupling using Enterprise JavaBeans (EJBs), Java Message Service (JMS), and Jakarta Persistence (JPA). From a theoretical standpoint, this architecture aligns directly with foundational models of distributed systems (Tanenbaum and Van Steen, 2002; Coulouris et al., 2012). Specifically, EJB components realize the distributed "remote object" model (via RMI over IIOP) to orchestrate transactional business logic, JMS implements the asynchronous message-passing concurrency paradigm to decouple processing nodes, and Jakarta Transactions (JTA) provides distributed ACID guarantees across database and message resources.</w:t>
       </w:r>
     </w:p>
     <w:p>
@@ -2891,6 +2891,85 @@
           <w:szCs w:val="22"/>
         </w:rPr>
         <w:t xml:space="preserve">: Balances throughput and delivery guarantees. If processing fails, the message rolls back for redelivery.</w:t>
+      </w:r>
+    </w:p>
+    <w:p>
+      <w:pPr>
+        <w:pStyle w:val="ListParagraph"/>
+        <w:numPr>
+          <w:ilvl w:val="0"/>
+          <w:numId w:val="1"/>
+        </w:numPr>
+        <w:spacing w:after="60" w:before="60"/>
+        <w:jc w:val="both"/>
+      </w:pPr>
+      <w:r>
+        <w:rPr>
+          <w:rFonts w:ascii="Calibri" w:cs="Calibri" w:eastAsia="Calibri" w:hAnsi="Calibri"/>
+          <w:b/>
+          <w:bCs/>
+          <w:sz w:val="22"/>
+          <w:szCs w:val="22"/>
+        </w:rPr>
+        <w:t xml:space="preserve">Disaster Recovery SLA (Non-Functional Requirements):</w:t>
+      </w:r>
+    </w:p>
+    <w:p>
+      <w:pPr>
+        <w:pStyle w:val="ListParagraph"/>
+        <w:numPr>
+          <w:ilvl w:val="0"/>
+          <w:numId w:val="1"/>
+        </w:numPr>
+        <w:spacing w:after="60" w:before="60"/>
+        <w:jc w:val="both"/>
+      </w:pPr>
+      <w:r>
+        <w:rPr>
+          <w:rFonts w:ascii="Calibri" w:cs="Calibri" w:eastAsia="Calibri" w:hAnsi="Calibri"/>
+          <w:b/>
+          <w:bCs/>
+          <w:sz w:val="22"/>
+          <w:szCs w:val="22"/>
+        </w:rPr>
+        <w:t xml:space="preserve">Recovery Time Objective (RTO):</w:t>
+      </w:r>
+      <w:r>
+        <w:rPr>
+          <w:rFonts w:ascii="Calibri" w:cs="Calibri" w:eastAsia="Calibri" w:hAnsi="Calibri"/>
+          <w:sz w:val="22"/>
+          <w:szCs w:val="22"/>
+        </w:rPr>
+        <w:t xml:space="preserve"> 30 seconds (replica promotion time).</w:t>
+      </w:r>
+    </w:p>
+    <w:p>
+      <w:pPr>
+        <w:pStyle w:val="ListParagraph"/>
+        <w:numPr>
+          <w:ilvl w:val="0"/>
+          <w:numId w:val="1"/>
+        </w:numPr>
+        <w:spacing w:after="60" w:before="60"/>
+        <w:jc w:val="both"/>
+      </w:pPr>
+      <w:r>
+        <w:rPr>
+          <w:rFonts w:ascii="Calibri" w:cs="Calibri" w:eastAsia="Calibri" w:hAnsi="Calibri"/>
+          <w:b/>
+          <w:bCs/>
+          <w:sz w:val="22"/>
+          <w:szCs w:val="22"/>
+        </w:rPr>
+        <w:t xml:space="preserve">Recovery Point Objective (RPO):</w:t>
+      </w:r>
+      <w:r>
+        <w:rPr>
+          <w:rFonts w:ascii="Calibri" w:cs="Calibri" w:eastAsia="Calibri" w:hAnsi="Calibri"/>
+          <w:sz w:val="22"/>
+          <w:szCs w:val="22"/>
+        </w:rPr>
+        <w:t xml:space="preserve"> 0 (synchronous DB replication, no committed data lost).</w:t>
       </w:r>
     </w:p>
     <w:p>
@@ -5030,7 +5109,7 @@
           <w:sz w:val="22"/>
           <w:szCs w:val="22"/>
         </w:rPr>
-        <w:t xml:space="preserve">Oracle, 2023. *Jakarta Enterprise Edition (Jakarta EE) 10 Specification*. Eclipse Foundation. Available at: https://jakarta.ee/specifications/ [Accessed 22 June 2026].</w:t>
+        <w:t xml:space="preserve">Coulouris, G., Dollimore, J., Kindberg, T. and Blair, G., 2012. *Distributed Systems: Concepts and Design*. 5th ed. Boston: Addison-Wesley.</w:t>
       </w:r>
     </w:p>
     <w:p>
@@ -5049,7 +5128,45 @@
           <w:sz w:val="22"/>
           <w:szCs w:val="22"/>
         </w:rPr>
+        <w:t xml:space="preserve">Oracle, 2023. *Jakarta Enterprise Edition (Jakarta EE) 10 Specification*. Eclipse Foundation. Available at: https://jakarta.ee/specifications/ [Accessed 22 June 2026].</w:t>
+      </w:r>
+    </w:p>
+    <w:p>
+      <w:pPr>
+        <w:pStyle w:val="ListParagraph"/>
+        <w:numPr>
+          <w:ilvl w:val="0"/>
+          <w:numId w:val="1"/>
+        </w:numPr>
+        <w:spacing w:after="60" w:before="60"/>
+        <w:jc w:val="both"/>
+      </w:pPr>
+      <w:r>
+        <w:rPr>
+          <w:rFonts w:ascii="Calibri" w:cs="Calibri" w:eastAsia="Calibri" w:hAnsi="Calibri"/>
+          <w:sz w:val="22"/>
+          <w:szCs w:val="22"/>
+        </w:rPr>
         <w:t xml:space="preserve">Payara Foundation, 2024. *Payara Server 6 Enterprise Documentation*. Available at: https://docs.payara.fish/enterprise/ [Accessed 22 June 2026].</w:t>
+      </w:r>
+    </w:p>
+    <w:p>
+      <w:pPr>
+        <w:pStyle w:val="ListParagraph"/>
+        <w:numPr>
+          <w:ilvl w:val="0"/>
+          <w:numId w:val="1"/>
+        </w:numPr>
+        <w:spacing w:after="60" w:before="60"/>
+        <w:jc w:val="both"/>
+      </w:pPr>
+      <w:r>
+        <w:rPr>
+          <w:rFonts w:ascii="Calibri" w:cs="Calibri" w:eastAsia="Calibri" w:hAnsi="Calibri"/>
+          <w:sz w:val="22"/>
+          <w:szCs w:val="22"/>
+        </w:rPr>
+        <w:t xml:space="preserve">Tanenbaum, A.S. and Van Steen, M., 2002. *Distributed Systems: Principles and Paradigms*. Upper Saddle River: Prentice Hall.</w:t>
       </w:r>
     </w:p>
     <w:sectPr>

--- a/Technical_Implementation_Documentation.docx
+++ b/Technical_Implementation_Documentation.docx
@@ -2862,7 +2862,7 @@
           <w:sz w:val="22"/>
           <w:szCs w:val="22"/>
         </w:rPr>
-        <w:t xml:space="preserve">: Ensures high concurrent message throughput without overwhelming database connections.</w:t>
+        <w:t xml:space="preserve">: Ensures high concurrent message throughput without overwhelming database connections. This pool is intentionally kept smaller than the stateless EJB pool (max=128) because MDBs perform write-heavy database inserts (persisting AuditLog rows for each message), making their throughput constrained by DB write capacity rather than available CPU execution threads.</w:t>
       </w:r>
     </w:p>
     <w:p>
